--- a/Homework/Homework_4-9-28-26/Homework_4-9-28-26.docx
+++ b/Homework/Homework_4-9-28-26/Homework_4-9-28-26.docx
@@ -28,6 +28,39 @@
       </w:r>
       <w:r>
         <w:br/>
+        <w:t>#include &lt;</w:t>
+      </w:r>
+      <w:proofErr w:type="spellStart"/>
+      <w:r>
+        <w:t>math.h</w:t>
+      </w:r>
+      <w:proofErr w:type="spellEnd"/>
+      <w:r>
+        <w:t>&gt;</w:t>
+      </w:r>
+      <w:r>
+        <w:br/>
+        <w:t>#include &lt;</w:t>
+      </w:r>
+      <w:proofErr w:type="spellStart"/>
+      <w:r>
+        <w:t>stdbool.h</w:t>
+      </w:r>
+      <w:proofErr w:type="spellEnd"/>
+      <w:r>
+        <w:t>&gt;</w:t>
+      </w:r>
+      <w:r>
+        <w:br/>
+        <w:t>#include &lt;</w:t>
+      </w:r>
+      <w:proofErr w:type="spellStart"/>
+      <w:r>
+        <w:t>stdlib.h</w:t>
+      </w:r>
+      <w:proofErr w:type="spellEnd"/>
+      <w:r>
+        <w:t>&gt;</w:t>
       </w:r>
       <w:r>
         <w:br/>
@@ -38,23 +71,720 @@
       </w:r>
       <w:proofErr w:type="spellStart"/>
       <w:r>
-        <w:t>calc_</w:t>
-      </w:r>
-      <w:proofErr w:type="gramStart"/>
-      <w:r>
-        <w:t>sqrt</w:t>
+        <w:t>calc_sqrt</w:t>
+      </w:r>
+      <w:proofErr w:type="spellEnd"/>
+      <w:r>
+        <w:t xml:space="preserve">(double num, bool </w:t>
+      </w:r>
+      <w:proofErr w:type="spellStart"/>
+      <w:r>
+        <w:t>do_print</w:t>
+      </w:r>
+      <w:proofErr w:type="spellEnd"/>
+      <w:r>
+        <w:t>) {</w:t>
+      </w:r>
+      <w:r>
+        <w:br/>
+        <w:t xml:space="preserve">    //newton's method</w:t>
+      </w:r>
+      <w:r>
+        <w:br/>
+      </w:r>
+      <w:r>
+        <w:br/>
+        <w:t xml:space="preserve">    if (num &lt;= 0) {return 0;}</w:t>
+      </w:r>
+      <w:r>
+        <w:br/>
+      </w:r>
+      <w:r>
+        <w:br/>
+        <w:t xml:space="preserve">    double x0 = 1.0;</w:t>
+      </w:r>
+      <w:r>
+        <w:br/>
+        <w:t xml:space="preserve">    double tolerance = 1e-14;</w:t>
+      </w:r>
+      <w:r>
+        <w:br/>
+      </w:r>
+      <w:r>
+        <w:br/>
+        <w:t xml:space="preserve">    int iterations = 0;</w:t>
+      </w:r>
+      <w:r>
+        <w:br/>
+        <w:t xml:space="preserve">    int </w:t>
+      </w:r>
+      <w:proofErr w:type="spellStart"/>
+      <w:r>
+        <w:t>max_iterations</w:t>
+      </w:r>
+      <w:proofErr w:type="spellEnd"/>
+      <w:r>
+        <w:t xml:space="preserve"> = 1000;</w:t>
+      </w:r>
+      <w:r>
+        <w:br/>
+        <w:t xml:space="preserve">    while (iterations &lt; </w:t>
+      </w:r>
+      <w:proofErr w:type="spellStart"/>
+      <w:r>
+        <w:t>max_iterations</w:t>
+      </w:r>
+      <w:proofErr w:type="spellEnd"/>
+      <w:r>
+        <w:t>) {</w:t>
+      </w:r>
+      <w:r>
+        <w:br/>
+        <w:t xml:space="preserve">        double </w:t>
+      </w:r>
+      <w:proofErr w:type="spellStart"/>
+      <w:r>
+        <w:t>xn</w:t>
+      </w:r>
+      <w:proofErr w:type="spellEnd"/>
+      <w:r>
+        <w:t xml:space="preserve"> = 0.5 * (x0 + num / x0);</w:t>
+      </w:r>
+      <w:r>
+        <w:br/>
+      </w:r>
+      <w:r>
+        <w:br/>
+        <w:t xml:space="preserve">        double diff = (</w:t>
+      </w:r>
+      <w:proofErr w:type="spellStart"/>
+      <w:r>
+        <w:t>xn</w:t>
+      </w:r>
+      <w:proofErr w:type="spellEnd"/>
+      <w:r>
+        <w:t xml:space="preserve"> - x0);</w:t>
+      </w:r>
+      <w:r>
+        <w:br/>
+        <w:t xml:space="preserve">        if (diff &lt; 0) {diff = -diff;}</w:t>
+      </w:r>
+      <w:r>
+        <w:br/>
+      </w:r>
+      <w:r>
+        <w:br/>
+        <w:t xml:space="preserve">        if (diff &lt; tolerance * </w:t>
+      </w:r>
+      <w:proofErr w:type="spellStart"/>
+      <w:r>
+        <w:t>xn</w:t>
+      </w:r>
+      <w:proofErr w:type="spellEnd"/>
+      <w:r>
+        <w:t>) {</w:t>
+      </w:r>
+      <w:r>
+        <w:br/>
+        <w:t xml:space="preserve">            if (</w:t>
+      </w:r>
+      <w:proofErr w:type="spellStart"/>
+      <w:r>
+        <w:t>do_print</w:t>
+      </w:r>
+      <w:proofErr w:type="spellEnd"/>
+      <w:r>
+        <w:t xml:space="preserve">) </w:t>
+      </w:r>
+      <w:proofErr w:type="spellStart"/>
+      <w:r>
+        <w:t>printf</w:t>
+      </w:r>
+      <w:proofErr w:type="spellEnd"/>
+      <w:r>
+        <w:t>("\</w:t>
+      </w:r>
+      <w:proofErr w:type="spellStart"/>
+      <w:r>
+        <w:t>nThe</w:t>
+      </w:r>
+      <w:proofErr w:type="spellEnd"/>
+      <w:r>
+        <w:t xml:space="preserve"> square root of %</w:t>
+      </w:r>
+      <w:proofErr w:type="spellStart"/>
+      <w:r>
+        <w:t>lf</w:t>
+      </w:r>
+      <w:proofErr w:type="spellEnd"/>
+      <w:r>
+        <w:t xml:space="preserve"> is approximately %</w:t>
+      </w:r>
+      <w:proofErr w:type="spellStart"/>
+      <w:r>
+        <w:t>lf</w:t>
+      </w:r>
+      <w:proofErr w:type="spellEnd"/>
+      <w:r>
+        <w:t xml:space="preserve">.", num, </w:t>
+      </w:r>
+      <w:proofErr w:type="spellStart"/>
+      <w:r>
+        <w:t>xn</w:t>
+      </w:r>
+      <w:proofErr w:type="spellEnd"/>
+      <w:r>
+        <w:t>);</w:t>
+      </w:r>
+      <w:r>
+        <w:br/>
+        <w:t xml:space="preserve">            return </w:t>
+      </w:r>
+      <w:proofErr w:type="spellStart"/>
+      <w:r>
+        <w:t>xn</w:t>
+      </w:r>
+      <w:proofErr w:type="spellEnd"/>
+      <w:r>
+        <w:t>;</w:t>
+      </w:r>
+      <w:r>
+        <w:br/>
+        <w:t xml:space="preserve">        }</w:t>
+      </w:r>
+      <w:r>
+        <w:br/>
+        <w:t xml:space="preserve">        x0 = </w:t>
+      </w:r>
+      <w:proofErr w:type="spellStart"/>
+      <w:r>
+        <w:t>xn</w:t>
+      </w:r>
+      <w:proofErr w:type="spellEnd"/>
+      <w:r>
+        <w:t>;</w:t>
+      </w:r>
+      <w:r>
+        <w:br/>
+        <w:t xml:space="preserve">        iterations++;</w:t>
+      </w:r>
+      <w:r>
+        <w:br/>
+        <w:t xml:space="preserve">    }</w:t>
+      </w:r>
+      <w:r>
+        <w:br/>
+      </w:r>
+      <w:r>
+        <w:br/>
+        <w:t xml:space="preserve">    return 0;</w:t>
+      </w:r>
+      <w:r>
+        <w:br/>
+        <w:t>}</w:t>
+      </w:r>
+      <w:r>
+        <w:br/>
+      </w:r>
+      <w:r>
+        <w:br/>
+        <w:t xml:space="preserve">int </w:t>
+      </w:r>
+      <w:proofErr w:type="spellStart"/>
+      <w:r>
+        <w:t>print_fibonacci</w:t>
+      </w:r>
+      <w:proofErr w:type="spellEnd"/>
+      <w:r>
+        <w:t>(int amount) {</w:t>
+      </w:r>
+      <w:r>
+        <w:br/>
+        <w:t xml:space="preserve">    int </w:t>
+      </w:r>
+      <w:proofErr w:type="spellStart"/>
+      <w:r>
+        <w:t>last_int</w:t>
+      </w:r>
+      <w:proofErr w:type="spellEnd"/>
+      <w:r>
+        <w:t xml:space="preserve"> = 0;</w:t>
+      </w:r>
+      <w:r>
+        <w:br/>
+        <w:t xml:space="preserve">    int </w:t>
+      </w:r>
+      <w:proofErr w:type="spellStart"/>
+      <w:r>
+        <w:t>current_int</w:t>
+      </w:r>
+      <w:proofErr w:type="spellEnd"/>
+      <w:r>
+        <w:t xml:space="preserve"> = 1;</w:t>
+      </w:r>
+      <w:r>
+        <w:br/>
+      </w:r>
+      <w:r>
+        <w:br/>
+        <w:t xml:space="preserve">    int temp;</w:t>
+      </w:r>
+      <w:r>
+        <w:br/>
+      </w:r>
+      <w:r>
+        <w:br/>
+        <w:t xml:space="preserve">    for (int </w:t>
+      </w:r>
+      <w:proofErr w:type="spellStart"/>
+      <w:r>
+        <w:t>i</w:t>
+      </w:r>
+      <w:proofErr w:type="spellEnd"/>
+      <w:r>
+        <w:t xml:space="preserve"> = 0; </w:t>
+      </w:r>
+      <w:proofErr w:type="spellStart"/>
+      <w:r>
+        <w:t>i</w:t>
+      </w:r>
+      <w:proofErr w:type="spellEnd"/>
+      <w:r>
+        <w:t xml:space="preserve"> &lt; amount; </w:t>
+      </w:r>
+      <w:proofErr w:type="spellStart"/>
+      <w:r>
+        <w:t>i</w:t>
+      </w:r>
+      <w:proofErr w:type="spellEnd"/>
+      <w:r>
+        <w:t>++) {</w:t>
+      </w:r>
+      <w:r>
+        <w:br/>
+        <w:t xml:space="preserve">        </w:t>
+      </w:r>
+      <w:proofErr w:type="spellStart"/>
+      <w:r>
+        <w:t>printf</w:t>
+      </w:r>
+      <w:proofErr w:type="spellEnd"/>
+      <w:r>
+        <w:t xml:space="preserve">("%d   ", </w:t>
+      </w:r>
+      <w:proofErr w:type="spellStart"/>
+      <w:r>
+        <w:t>current_int</w:t>
+      </w:r>
+      <w:proofErr w:type="spellEnd"/>
+      <w:r>
+        <w:t>);</w:t>
+      </w:r>
+      <w:r>
+        <w:br/>
+        <w:t xml:space="preserve">        temp = </w:t>
+      </w:r>
+      <w:proofErr w:type="spellStart"/>
+      <w:r>
+        <w:t>last_int</w:t>
+      </w:r>
+      <w:proofErr w:type="spellEnd"/>
+      <w:r>
+        <w:t>;</w:t>
+      </w:r>
+      <w:r>
+        <w:br/>
+        <w:t xml:space="preserve">        </w:t>
+      </w:r>
+      <w:proofErr w:type="spellStart"/>
+      <w:r>
+        <w:t>last_int</w:t>
+      </w:r>
+      <w:proofErr w:type="spellEnd"/>
+      <w:r>
+        <w:t xml:space="preserve"> = </w:t>
+      </w:r>
+      <w:proofErr w:type="spellStart"/>
+      <w:r>
+        <w:t>current_int</w:t>
+      </w:r>
+      <w:proofErr w:type="spellEnd"/>
+      <w:r>
+        <w:t>;</w:t>
+      </w:r>
+      <w:r>
+        <w:br/>
+        <w:t xml:space="preserve">        </w:t>
+      </w:r>
+      <w:proofErr w:type="spellStart"/>
+      <w:r>
+        <w:t>current_int</w:t>
+      </w:r>
+      <w:proofErr w:type="spellEnd"/>
+      <w:r>
+        <w:t xml:space="preserve"> += temp;</w:t>
+      </w:r>
+      <w:r>
+        <w:br/>
+      </w:r>
+      <w:r>
+        <w:lastRenderedPageBreak/>
+        <w:t xml:space="preserve">    }</w:t>
+      </w:r>
+      <w:r>
+        <w:br/>
+      </w:r>
+      <w:r>
+        <w:br/>
+        <w:t xml:space="preserve">    return 1;</w:t>
+      </w:r>
+      <w:r>
+        <w:br/>
+        <w:t>}</w:t>
+      </w:r>
+      <w:r>
+        <w:br/>
+      </w:r>
+      <w:r>
+        <w:br/>
+        <w:t xml:space="preserve">int </w:t>
+      </w:r>
+      <w:proofErr w:type="spellStart"/>
+      <w:r>
+        <w:t>calc_divisors</w:t>
+      </w:r>
+      <w:proofErr w:type="spellEnd"/>
+      <w:r>
+        <w:t>(int num, int* divisors) {</w:t>
+      </w:r>
+      <w:r>
+        <w:br/>
+        <w:t xml:space="preserve">    int count = 0;</w:t>
+      </w:r>
+      <w:r>
+        <w:br/>
+      </w:r>
+      <w:r>
+        <w:br/>
+        <w:t xml:space="preserve">    for (int </w:t>
+      </w:r>
+      <w:proofErr w:type="spellStart"/>
+      <w:r>
+        <w:t>i</w:t>
+      </w:r>
+      <w:proofErr w:type="spellEnd"/>
+      <w:r>
+        <w:t xml:space="preserve"> = 1; </w:t>
+      </w:r>
+      <w:proofErr w:type="spellStart"/>
+      <w:r>
+        <w:t>i</w:t>
+      </w:r>
+      <w:proofErr w:type="spellEnd"/>
+      <w:r>
+        <w:t xml:space="preserve"> &lt;= num/2; </w:t>
+      </w:r>
+      <w:proofErr w:type="spellStart"/>
+      <w:r>
+        <w:t>i</w:t>
+      </w:r>
+      <w:proofErr w:type="spellEnd"/>
+      <w:r>
+        <w:t>++) {</w:t>
+      </w:r>
+      <w:r>
+        <w:br/>
+        <w:t xml:space="preserve">        if (num % </w:t>
+      </w:r>
+      <w:proofErr w:type="spellStart"/>
+      <w:r>
+        <w:t>i</w:t>
+      </w:r>
+      <w:proofErr w:type="spellEnd"/>
+      <w:r>
+        <w:t xml:space="preserve"> == 0) {</w:t>
+      </w:r>
+      <w:r>
+        <w:br/>
+        <w:t xml:space="preserve">            divisors[count++] = </w:t>
+      </w:r>
+      <w:proofErr w:type="spellStart"/>
+      <w:r>
+        <w:t>i</w:t>
+      </w:r>
+      <w:proofErr w:type="spellEnd"/>
+      <w:r>
+        <w:t>;</w:t>
+      </w:r>
+      <w:r>
+        <w:br/>
+        <w:t xml:space="preserve">        }</w:t>
+      </w:r>
+      <w:r>
+        <w:br/>
+        <w:t xml:space="preserve">    }</w:t>
+      </w:r>
+      <w:r>
+        <w:br/>
+      </w:r>
+      <w:r>
+        <w:br/>
+        <w:t xml:space="preserve">    divisors[count] = -1;</w:t>
+      </w:r>
+      <w:r>
+        <w:br/>
+      </w:r>
+      <w:r>
+        <w:br/>
+        <w:t xml:space="preserve">    return 1;</w:t>
+      </w:r>
+      <w:r>
+        <w:br/>
+        <w:t>}</w:t>
+      </w:r>
+      <w:r>
+        <w:br/>
+      </w:r>
+      <w:r>
+        <w:br/>
+        <w:t xml:space="preserve">int </w:t>
+      </w:r>
+      <w:proofErr w:type="spellStart"/>
+      <w:r>
+        <w:t>calc_sum</w:t>
+      </w:r>
+      <w:proofErr w:type="spellEnd"/>
+      <w:r>
+        <w:t>(int* divisors) {</w:t>
+      </w:r>
+      <w:r>
+        <w:br/>
+        <w:t xml:space="preserve">    int sum = 0;</w:t>
+      </w:r>
+      <w:r>
+        <w:br/>
+        <w:t xml:space="preserve">    int count = 0;</w:t>
+      </w:r>
+      <w:r>
+        <w:br/>
+        <w:t xml:space="preserve">    while (divisors[count] != -1) {</w:t>
+      </w:r>
+      <w:r>
+        <w:br/>
+        <w:t xml:space="preserve">        sum += divisors[count];</w:t>
+      </w:r>
+      <w:r>
+        <w:br/>
+        <w:t xml:space="preserve">        count++;</w:t>
+      </w:r>
+      <w:r>
+        <w:br/>
+        <w:t xml:space="preserve">    }</w:t>
+      </w:r>
+      <w:r>
+        <w:br/>
+      </w:r>
+      <w:r>
+        <w:br/>
+        <w:t xml:space="preserve">    return sum;</w:t>
+      </w:r>
+      <w:r>
+        <w:br/>
+        <w:t>}</w:t>
+      </w:r>
+      <w:r>
+        <w:br/>
+      </w:r>
+      <w:r>
+        <w:br/>
+        <w:t xml:space="preserve">int </w:t>
+      </w:r>
+      <w:proofErr w:type="spellStart"/>
+      <w:r>
+        <w:t>perfect_number</w:t>
+      </w:r>
+      <w:proofErr w:type="spellEnd"/>
+      <w:r>
+        <w:t>(int bounds) {</w:t>
+      </w:r>
+      <w:r>
+        <w:br/>
+        <w:t xml:space="preserve">    int *divisors = malloc(1600 * </w:t>
+      </w:r>
+      <w:proofErr w:type="spellStart"/>
+      <w:r>
+        <w:t>sizeof</w:t>
+      </w:r>
+      <w:proofErr w:type="spellEnd"/>
+      <w:r>
+        <w:t>(int));</w:t>
+      </w:r>
+      <w:r>
+        <w:br/>
+        <w:t xml:space="preserve">    if (divisors == NULL) {</w:t>
+      </w:r>
+      <w:r>
+        <w:br/>
+        <w:t xml:space="preserve">        </w:t>
+      </w:r>
+      <w:proofErr w:type="spellStart"/>
+      <w:r>
+        <w:t>printf</w:t>
+      </w:r>
+      <w:proofErr w:type="spellEnd"/>
+      <w:r>
+        <w:t>("\n###Out of Memory###");</w:t>
+      </w:r>
+      <w:r>
+        <w:br/>
+        <w:t xml:space="preserve">        return 0;</w:t>
+      </w:r>
+      <w:r>
+        <w:br/>
+        <w:t xml:space="preserve">    }</w:t>
+      </w:r>
+      <w:r>
+        <w:br/>
+      </w:r>
+      <w:r>
+        <w:br/>
+        <w:t xml:space="preserve">    for (int </w:t>
+      </w:r>
+      <w:proofErr w:type="spellStart"/>
+      <w:r>
+        <w:t>i</w:t>
+      </w:r>
+      <w:proofErr w:type="spellEnd"/>
+      <w:r>
+        <w:t xml:space="preserve"> = 2; </w:t>
+      </w:r>
+      <w:proofErr w:type="spellStart"/>
+      <w:r>
+        <w:t>i</w:t>
+      </w:r>
+      <w:proofErr w:type="spellEnd"/>
+      <w:r>
+        <w:t xml:space="preserve"> &lt;= bounds; </w:t>
+      </w:r>
+      <w:proofErr w:type="spellStart"/>
+      <w:r>
+        <w:t>i</w:t>
+      </w:r>
+      <w:proofErr w:type="spellEnd"/>
+      <w:r>
+        <w:t>++) {</w:t>
+      </w:r>
+      <w:r>
+        <w:br/>
+        <w:t xml:space="preserve">        </w:t>
+      </w:r>
+      <w:proofErr w:type="spellStart"/>
+      <w:r>
+        <w:t>calc_divisors</w:t>
       </w:r>
       <w:proofErr w:type="spellEnd"/>
       <w:r>
         <w:t>(</w:t>
       </w:r>
-      <w:proofErr w:type="gramEnd"/>
-      <w:r>
-        <w:t xml:space="preserve">double num, bool </w:t>
-      </w:r>
-      <w:proofErr w:type="spellStart"/>
-      <w:r>
-        <w:t>do_print</w:t>
+      <w:proofErr w:type="spellStart"/>
+      <w:r>
+        <w:t>i</w:t>
+      </w:r>
+      <w:proofErr w:type="spellEnd"/>
+      <w:r>
+        <w:t>, divisors);</w:t>
+      </w:r>
+      <w:r>
+        <w:br/>
+        <w:t xml:space="preserve">        int sum = </w:t>
+      </w:r>
+      <w:proofErr w:type="spellStart"/>
+      <w:r>
+        <w:t>calc_sum</w:t>
+      </w:r>
+      <w:proofErr w:type="spellEnd"/>
+      <w:r>
+        <w:t>(divisors);</w:t>
+      </w:r>
+      <w:r>
+        <w:br/>
+      </w:r>
+      <w:r>
+        <w:br/>
+        <w:t xml:space="preserve">        if (sum == </w:t>
+      </w:r>
+      <w:proofErr w:type="spellStart"/>
+      <w:r>
+        <w:t>i</w:t>
+      </w:r>
+      <w:proofErr w:type="spellEnd"/>
+      <w:r>
+        <w:t xml:space="preserve">) </w:t>
+      </w:r>
+      <w:proofErr w:type="spellStart"/>
+      <w:r>
+        <w:t>printf</w:t>
+      </w:r>
+      <w:proofErr w:type="spellEnd"/>
+      <w:r>
+        <w:t>("\</w:t>
+      </w:r>
+      <w:proofErr w:type="spellStart"/>
+      <w:r>
+        <w:t>n%d</w:t>
+      </w:r>
+      <w:proofErr w:type="spellEnd"/>
+      <w:r>
+        <w:t xml:space="preserve"> is a perfect number!", </w:t>
+      </w:r>
+      <w:proofErr w:type="spellStart"/>
+      <w:r>
+        <w:t>i</w:t>
+      </w:r>
+      <w:proofErr w:type="spellEnd"/>
+      <w:r>
+        <w:t>);</w:t>
+      </w:r>
+      <w:r>
+        <w:br/>
+        <w:t xml:space="preserve">    }</w:t>
+      </w:r>
+      <w:r>
+        <w:br/>
+      </w:r>
+      <w:r>
+        <w:br/>
+      </w:r>
+      <w:r>
+        <w:lastRenderedPageBreak/>
+        <w:t xml:space="preserve">    free(divisors);</w:t>
+      </w:r>
+      <w:r>
+        <w:br/>
+        <w:t xml:space="preserve">    return 1;</w:t>
+      </w:r>
+      <w:r>
+        <w:br/>
+        <w:t>}</w:t>
+      </w:r>
+      <w:r>
+        <w:br/>
+      </w:r>
+      <w:r>
+        <w:br/>
+        <w:t xml:space="preserve">int </w:t>
+      </w:r>
+      <w:proofErr w:type="spellStart"/>
+      <w:r>
+        <w:t>max_min</w:t>
+      </w:r>
+      <w:proofErr w:type="spellEnd"/>
+      <w:r>
+        <w:t xml:space="preserve">(int </w:t>
+      </w:r>
+      <w:proofErr w:type="spellStart"/>
+      <w:r>
+        <w:t>num_amount</w:t>
       </w:r>
       <w:proofErr w:type="spellEnd"/>
       <w:r>
@@ -62,22 +792,189 @@
       </w:r>
       <w:r>
         <w:br/>
-        <w:t xml:space="preserve">    //newton's method</w:t>
-      </w:r>
-      <w:r>
-        <w:br/>
-        <w:t xml:space="preserve">    double x0 = 1.0;</w:t>
-      </w:r>
-      <w:r>
-        <w:br/>
-        <w:t xml:space="preserve">    double tolerance = 1e-20;</w:t>
-      </w:r>
-      <w:r>
-        <w:br/>
-      </w:r>
-      <w:r>
-        <w:br/>
-        <w:t xml:space="preserve">    int iterations = 0;</w:t>
+        <w:t xml:space="preserve">    int min = INT_MAX;</w:t>
+      </w:r>
+      <w:r>
+        <w:br/>
+        <w:t xml:space="preserve">    int max = INT_MIN;</w:t>
+      </w:r>
+      <w:r>
+        <w:br/>
+        <w:t xml:space="preserve">    int temp;</w:t>
+      </w:r>
+      <w:r>
+        <w:br/>
+      </w:r>
+      <w:r>
+        <w:br/>
+        <w:t xml:space="preserve">    for (int </w:t>
+      </w:r>
+      <w:proofErr w:type="spellStart"/>
+      <w:r>
+        <w:t>i</w:t>
+      </w:r>
+      <w:proofErr w:type="spellEnd"/>
+      <w:r>
+        <w:t xml:space="preserve"> = 0; </w:t>
+      </w:r>
+      <w:proofErr w:type="spellStart"/>
+      <w:r>
+        <w:t>i</w:t>
+      </w:r>
+      <w:proofErr w:type="spellEnd"/>
+      <w:r>
+        <w:t xml:space="preserve"> &lt; </w:t>
+      </w:r>
+      <w:proofErr w:type="spellStart"/>
+      <w:r>
+        <w:t>num_amount</w:t>
+      </w:r>
+      <w:proofErr w:type="spellEnd"/>
+      <w:r>
+        <w:t xml:space="preserve">; </w:t>
+      </w:r>
+      <w:proofErr w:type="spellStart"/>
+      <w:r>
+        <w:t>i</w:t>
+      </w:r>
+      <w:proofErr w:type="spellEnd"/>
+      <w:r>
+        <w:t>++) {</w:t>
+      </w:r>
+      <w:r>
+        <w:br/>
+        <w:t xml:space="preserve">        </w:t>
+      </w:r>
+      <w:proofErr w:type="spellStart"/>
+      <w:r>
+        <w:t>printf</w:t>
+      </w:r>
+      <w:proofErr w:type="spellEnd"/>
+      <w:r>
+        <w:t xml:space="preserve">("Enter number %d: ", </w:t>
+      </w:r>
+      <w:proofErr w:type="spellStart"/>
+      <w:r>
+        <w:t>i</w:t>
+      </w:r>
+      <w:proofErr w:type="spellEnd"/>
+      <w:r>
+        <w:t xml:space="preserve"> + 1);</w:t>
+      </w:r>
+      <w:r>
+        <w:br/>
+      </w:r>
+      <w:r>
+        <w:br/>
+        <w:t xml:space="preserve">        </w:t>
+      </w:r>
+      <w:proofErr w:type="spellStart"/>
+      <w:r>
+        <w:t>scanf</w:t>
+      </w:r>
+      <w:proofErr w:type="spellEnd"/>
+      <w:r>
+        <w:t>("%d", &amp;temp);</w:t>
+      </w:r>
+      <w:r>
+        <w:br/>
+      </w:r>
+      <w:r>
+        <w:br/>
+        <w:t xml:space="preserve">        if (temp &lt; min) min = temp;</w:t>
+      </w:r>
+      <w:r>
+        <w:br/>
+        <w:t xml:space="preserve">        if (temp &gt; max) max = temp;</w:t>
+      </w:r>
+      <w:r>
+        <w:br/>
+        <w:t xml:space="preserve">    }</w:t>
+      </w:r>
+      <w:r>
+        <w:br/>
+      </w:r>
+      <w:r>
+        <w:br/>
+        <w:t xml:space="preserve">    </w:t>
+      </w:r>
+      <w:proofErr w:type="spellStart"/>
+      <w:r>
+        <w:t>printf</w:t>
+      </w:r>
+      <w:proofErr w:type="spellEnd"/>
+      <w:r>
+        <w:t>("Min: %d, Max: %d", min, max);</w:t>
+      </w:r>
+      <w:r>
+        <w:br/>
+        <w:t xml:space="preserve">    return 1;</w:t>
+      </w:r>
+      <w:r>
+        <w:br/>
+        <w:t>}</w:t>
+      </w:r>
+      <w:r>
+        <w:br/>
+      </w:r>
+      <w:r>
+        <w:br/>
+        <w:t xml:space="preserve">int </w:t>
+      </w:r>
+      <w:proofErr w:type="spellStart"/>
+      <w:r>
+        <w:t>calc_primes</w:t>
+      </w:r>
+      <w:proofErr w:type="spellEnd"/>
+      <w:r>
+        <w:t>(int bounds) {</w:t>
+      </w:r>
+      <w:r>
+        <w:br/>
+        <w:t xml:space="preserve">    if (bounds &lt; 2) {bounds = 2;}</w:t>
+      </w:r>
+      <w:r>
+        <w:br/>
+        <w:t xml:space="preserve">    int size = (int) (1.26 * bounds/log(bounds)) + 1;</w:t>
+      </w:r>
+      <w:r>
+        <w:br/>
+        <w:t xml:space="preserve">    int *primes = malloc(size *</w:t>
+      </w:r>
+      <w:proofErr w:type="spellStart"/>
+      <w:r>
+        <w:t>sizeof</w:t>
+      </w:r>
+      <w:proofErr w:type="spellEnd"/>
+      <w:r>
+        <w:t>(int));</w:t>
+      </w:r>
+      <w:r>
+        <w:br/>
+        <w:t xml:space="preserve">    if (primes == NULL) {</w:t>
+      </w:r>
+      <w:r>
+        <w:br/>
+        <w:t xml:space="preserve">        </w:t>
+      </w:r>
+      <w:proofErr w:type="spellStart"/>
+      <w:r>
+        <w:t>printf</w:t>
+      </w:r>
+      <w:proofErr w:type="spellEnd"/>
+      <w:r>
+        <w:t>("\n###Out of Memory###");</w:t>
+      </w:r>
+      <w:r>
+        <w:br/>
+        <w:t xml:space="preserve">        return -1;</w:t>
+      </w:r>
+      <w:r>
+        <w:br/>
+        <w:t xml:space="preserve">    }</w:t>
+      </w:r>
+      <w:r>
+        <w:br/>
       </w:r>
       <w:r>
         <w:br/>
@@ -85,19 +982,97 @@
       </w:r>
       <w:proofErr w:type="spellStart"/>
       <w:r>
-        <w:t>max_iterations</w:t>
-      </w:r>
-      <w:proofErr w:type="spellEnd"/>
-      <w:r>
-        <w:t xml:space="preserve"> = 1000;</w:t>
-      </w:r>
-      <w:r>
-        <w:br/>
-        <w:t xml:space="preserve">    while (iterations - </w:t>
-      </w:r>
-      <w:proofErr w:type="spellStart"/>
-      <w:r>
-        <w:t>max_iterations</w:t>
+        <w:t>prime_count</w:t>
+      </w:r>
+      <w:proofErr w:type="spellEnd"/>
+      <w:r>
+        <w:t xml:space="preserve"> = 0;</w:t>
+      </w:r>
+      <w:r>
+        <w:br/>
+        <w:t xml:space="preserve">    primes[</w:t>
+      </w:r>
+      <w:proofErr w:type="spellStart"/>
+      <w:r>
+        <w:t>prime_count</w:t>
+      </w:r>
+      <w:proofErr w:type="spellEnd"/>
+      <w:r>
+        <w:t>++] = 2;</w:t>
+      </w:r>
+      <w:r>
+        <w:br/>
+      </w:r>
+      <w:r>
+        <w:br/>
+        <w:t xml:space="preserve">    for (int </w:t>
+      </w:r>
+      <w:proofErr w:type="spellStart"/>
+      <w:r>
+        <w:t>i</w:t>
+      </w:r>
+      <w:proofErr w:type="spellEnd"/>
+      <w:r>
+        <w:t xml:space="preserve"> = 3; </w:t>
+      </w:r>
+      <w:proofErr w:type="spellStart"/>
+      <w:r>
+        <w:t>i</w:t>
+      </w:r>
+      <w:proofErr w:type="spellEnd"/>
+      <w:r>
+        <w:t xml:space="preserve"> &lt;= bounds; </w:t>
+      </w:r>
+      <w:proofErr w:type="spellStart"/>
+      <w:r>
+        <w:t>i</w:t>
+      </w:r>
+      <w:proofErr w:type="spellEnd"/>
+      <w:r>
+        <w:t xml:space="preserve"> += 2) {</w:t>
+      </w:r>
+      <w:r>
+        <w:br/>
+        <w:t xml:space="preserve">        int count = 0;</w:t>
+      </w:r>
+      <w:r>
+        <w:br/>
+      </w:r>
+      <w:r>
+        <w:br/>
+        <w:t xml:space="preserve">        bool </w:t>
+      </w:r>
+      <w:proofErr w:type="spellStart"/>
+      <w:r>
+        <w:t>is_prime</w:t>
+      </w:r>
+      <w:proofErr w:type="spellEnd"/>
+      <w:r>
+        <w:t xml:space="preserve"> = true;</w:t>
+      </w:r>
+      <w:r>
+        <w:br/>
+        <w:t xml:space="preserve">        while (</w:t>
+      </w:r>
+      <w:proofErr w:type="spellStart"/>
+      <w:r>
+        <w:t>is_prime</w:t>
+      </w:r>
+      <w:proofErr w:type="spellEnd"/>
+      <w:r>
+        <w:t xml:space="preserve"> &amp;&amp; count &lt; </w:t>
+      </w:r>
+      <w:proofErr w:type="spellStart"/>
+      <w:r>
+        <w:t>prime_count</w:t>
+      </w:r>
+      <w:proofErr w:type="spellEnd"/>
+      <w:r>
+        <w:t xml:space="preserve"> &amp;&amp; primes[count] * primes[count] &lt;= </w:t>
+      </w:r>
+      <w:proofErr w:type="spellStart"/>
+      <w:r>
+        <w:t>i</w:t>
       </w:r>
       <w:proofErr w:type="spellEnd"/>
       <w:r>
@@ -105,83 +1080,459 @@
       </w:r>
       <w:r>
         <w:br/>
-        <w:t xml:space="preserve">        double </w:t>
-      </w:r>
-      <w:proofErr w:type="spellStart"/>
-      <w:r>
-        <w:t>xn</w:t>
-      </w:r>
-      <w:proofErr w:type="spellEnd"/>
-      <w:r>
-        <w:t xml:space="preserve"> = 0.5 * (x0 + num / x0);</w:t>
-      </w:r>
-      <w:r>
-        <w:br/>
-      </w:r>
-      <w:r>
-        <w:br/>
-        <w:t xml:space="preserve">        int sign = (</w:t>
-      </w:r>
-      <w:proofErr w:type="spellStart"/>
-      <w:r>
-        <w:t>xn</w:t>
-      </w:r>
-      <w:proofErr w:type="spellEnd"/>
-      <w:r>
-        <w:t xml:space="preserve"> - x0 &lt; 0</w:t>
-      </w:r>
-      <w:proofErr w:type="gramStart"/>
-      <w:r>
-        <w:t>) ?</w:t>
-      </w:r>
-      <w:proofErr w:type="gramEnd"/>
-      <w:r>
-        <w:t xml:space="preserve"> -1: 1;</w:t>
-      </w:r>
-      <w:r>
-        <w:br/>
-        <w:t xml:space="preserve">        if (sign * (</w:t>
-      </w:r>
-      <w:proofErr w:type="spellStart"/>
-      <w:r>
-        <w:t>xn</w:t>
-      </w:r>
-      <w:proofErr w:type="spellEnd"/>
-      <w:r>
-        <w:t xml:space="preserve"> - x0) &lt; tolerance) {</w:t>
-      </w:r>
-      <w:r>
-        <w:br/>
         <w:t xml:space="preserve">            if (</w:t>
       </w:r>
       <w:proofErr w:type="spellStart"/>
       <w:r>
-        <w:t>do_print</w:t>
-      </w:r>
-      <w:proofErr w:type="spellEnd"/>
-      <w:r>
-        <w:t xml:space="preserve">) </w:t>
-      </w:r>
-      <w:proofErr w:type="spellStart"/>
-      <w:proofErr w:type="gramStart"/>
+        <w:t>i</w:t>
+      </w:r>
+      <w:proofErr w:type="spellEnd"/>
+      <w:r>
+        <w:t xml:space="preserve"> % primes[count] == 0) {</w:t>
+      </w:r>
+      <w:proofErr w:type="spellStart"/>
+      <w:r>
+        <w:t>is_prime</w:t>
+      </w:r>
+      <w:proofErr w:type="spellEnd"/>
+      <w:r>
+        <w:t xml:space="preserve"> = false;}</w:t>
+      </w:r>
+      <w:r>
+        <w:br/>
+        <w:t xml:space="preserve">            count++;</w:t>
+      </w:r>
+      <w:r>
+        <w:br/>
+        <w:t xml:space="preserve">        }</w:t>
+      </w:r>
+      <w:r>
+        <w:br/>
+      </w:r>
+      <w:r>
+        <w:br/>
+        <w:t xml:space="preserve">        if (!</w:t>
+      </w:r>
+      <w:proofErr w:type="spellStart"/>
+      <w:r>
+        <w:t>is_prime</w:t>
+      </w:r>
+      <w:proofErr w:type="spellEnd"/>
+      <w:r>
+        <w:t>) continue;</w:t>
+      </w:r>
+      <w:r>
+        <w:br/>
+      </w:r>
+      <w:r>
+        <w:lastRenderedPageBreak/>
+        <w:br/>
+        <w:t xml:space="preserve">        primes[</w:t>
+      </w:r>
+      <w:proofErr w:type="spellStart"/>
+      <w:r>
+        <w:t>prime_count</w:t>
+      </w:r>
+      <w:proofErr w:type="spellEnd"/>
+      <w:r>
+        <w:t xml:space="preserve">++] = </w:t>
+      </w:r>
+      <w:proofErr w:type="spellStart"/>
+      <w:r>
+        <w:t>i</w:t>
+      </w:r>
+      <w:proofErr w:type="spellEnd"/>
+      <w:r>
+        <w:t>;</w:t>
+      </w:r>
+      <w:r>
+        <w:br/>
+        <w:t xml:space="preserve">    }</w:t>
+      </w:r>
+      <w:r>
+        <w:br/>
+      </w:r>
+      <w:r>
+        <w:br/>
+        <w:t xml:space="preserve">    for (int </w:t>
+      </w:r>
+      <w:proofErr w:type="spellStart"/>
+      <w:r>
+        <w:t>i</w:t>
+      </w:r>
+      <w:proofErr w:type="spellEnd"/>
+      <w:r>
+        <w:t xml:space="preserve"> = 0; </w:t>
+      </w:r>
+      <w:proofErr w:type="spellStart"/>
+      <w:r>
+        <w:t>i</w:t>
+      </w:r>
+      <w:proofErr w:type="spellEnd"/>
+      <w:r>
+        <w:t xml:space="preserve"> &lt; </w:t>
+      </w:r>
+      <w:proofErr w:type="spellStart"/>
+      <w:r>
+        <w:t>prime_count</w:t>
+      </w:r>
+      <w:proofErr w:type="spellEnd"/>
+      <w:r>
+        <w:t xml:space="preserve">; </w:t>
+      </w:r>
+      <w:proofErr w:type="spellStart"/>
+      <w:r>
+        <w:t>i</w:t>
+      </w:r>
+      <w:proofErr w:type="spellEnd"/>
+      <w:r>
+        <w:t>++) {</w:t>
+      </w:r>
+      <w:r>
+        <w:br/>
+        <w:t xml:space="preserve">        </w:t>
+      </w:r>
+      <w:proofErr w:type="spellStart"/>
       <w:r>
         <w:t>printf</w:t>
       </w:r>
       <w:proofErr w:type="spellEnd"/>
       <w:r>
+        <w:t>("\</w:t>
+      </w:r>
+      <w:proofErr w:type="spellStart"/>
+      <w:r>
+        <w:t>n%d</w:t>
+      </w:r>
+      <w:proofErr w:type="spellEnd"/>
+      <w:r>
+        <w:t xml:space="preserve"> is a prime number!", primes[</w:t>
+      </w:r>
+      <w:proofErr w:type="spellStart"/>
+      <w:r>
+        <w:t>i</w:t>
+      </w:r>
+      <w:proofErr w:type="spellEnd"/>
+      <w:r>
+        <w:t>]);</w:t>
+      </w:r>
+      <w:r>
+        <w:br/>
+        <w:t xml:space="preserve">    }</w:t>
+      </w:r>
+      <w:r>
+        <w:br/>
+      </w:r>
+      <w:r>
+        <w:br/>
+        <w:t xml:space="preserve">    free(primes);</w:t>
+      </w:r>
+      <w:r>
+        <w:br/>
+        <w:t xml:space="preserve">    return 1;</w:t>
+      </w:r>
+      <w:r>
+        <w:br/>
+        <w:t>}</w:t>
+      </w:r>
+      <w:r>
+        <w:br/>
+      </w:r>
+      <w:r>
+        <w:br/>
+        <w:t>int main(void) {</w:t>
+      </w:r>
+      <w:r>
+        <w:br/>
+        <w:t xml:space="preserve">    //P1</w:t>
+      </w:r>
+      <w:r>
+        <w:br/>
+        <w:t xml:space="preserve">    </w:t>
+      </w:r>
+      <w:proofErr w:type="spellStart"/>
+      <w:r>
+        <w:t>printf</w:t>
+      </w:r>
+      <w:proofErr w:type="spellEnd"/>
+      <w:r>
+        <w:t xml:space="preserve">("Printing the </w:t>
+      </w:r>
+      <w:proofErr w:type="spellStart"/>
+      <w:r>
+        <w:t>fibonacci</w:t>
+      </w:r>
+      <w:proofErr w:type="spellEnd"/>
+      <w:r>
+        <w:t xml:space="preserve"> sequence (16 dig):");</w:t>
+      </w:r>
+      <w:r>
+        <w:br/>
+        <w:t xml:space="preserve">    </w:t>
+      </w:r>
+      <w:proofErr w:type="spellStart"/>
+      <w:r>
+        <w:t>print_fibonacci</w:t>
+      </w:r>
+      <w:proofErr w:type="spellEnd"/>
+      <w:r>
+        <w:t>(16);</w:t>
+      </w:r>
+      <w:r>
+        <w:br/>
+        <w:t xml:space="preserve">    </w:t>
+      </w:r>
+      <w:proofErr w:type="spellStart"/>
+      <w:r>
+        <w:t>printf</w:t>
+      </w:r>
+      <w:proofErr w:type="spellEnd"/>
+      <w:r>
+        <w:t>("\n");</w:t>
+      </w:r>
+      <w:r>
+        <w:br/>
+      </w:r>
+      <w:r>
+        <w:br/>
+        <w:t xml:space="preserve">    //P2</w:t>
+      </w:r>
+      <w:r>
+        <w:br/>
+        <w:t xml:space="preserve">    int </w:t>
+      </w:r>
+      <w:proofErr w:type="spellStart"/>
+      <w:r>
+        <w:t>inputted_numbers_amount</w:t>
+      </w:r>
+      <w:proofErr w:type="spellEnd"/>
+      <w:r>
+        <w:t xml:space="preserve"> = 4;</w:t>
+      </w:r>
+      <w:r>
+        <w:br/>
+        <w:t xml:space="preserve">    </w:t>
+      </w:r>
+      <w:proofErr w:type="spellStart"/>
+      <w:r>
+        <w:t>printf</w:t>
+      </w:r>
+      <w:proofErr w:type="spellEnd"/>
+      <w:r>
+        <w:t xml:space="preserve">("Find the max and minimum of %d inputted numbers:", </w:t>
+      </w:r>
+      <w:proofErr w:type="spellStart"/>
+      <w:r>
+        <w:t>inputted_numbers_amount</w:t>
+      </w:r>
+      <w:proofErr w:type="spellEnd"/>
+      <w:r>
+        <w:t>);</w:t>
+      </w:r>
+      <w:r>
+        <w:br/>
+        <w:t xml:space="preserve">    </w:t>
+      </w:r>
+      <w:proofErr w:type="spellStart"/>
+      <w:r>
+        <w:t>printf</w:t>
+      </w:r>
+      <w:proofErr w:type="spellEnd"/>
+      <w:r>
+        <w:t>("\n");</w:t>
+      </w:r>
+      <w:r>
+        <w:br/>
+        <w:t xml:space="preserve">    </w:t>
+      </w:r>
+      <w:proofErr w:type="spellStart"/>
+      <w:r>
+        <w:t>max_min</w:t>
+      </w:r>
+      <w:proofErr w:type="spellEnd"/>
+      <w:r>
         <w:t>(</w:t>
       </w:r>
-      <w:proofErr w:type="gramEnd"/>
-      <w:r>
-        <w:t>"\</w:t>
-      </w:r>
-      <w:proofErr w:type="spellStart"/>
-      <w:r>
-        <w:t>nThe</w:t>
-      </w:r>
-      <w:proofErr w:type="spellEnd"/>
-      <w:r>
-        <w:t xml:space="preserve"> square root of %</w:t>
+      <w:proofErr w:type="spellStart"/>
+      <w:r>
+        <w:t>inputted_numbers_amount</w:t>
+      </w:r>
+      <w:proofErr w:type="spellEnd"/>
+      <w:r>
+        <w:t>);</w:t>
+      </w:r>
+      <w:r>
+        <w:br/>
+      </w:r>
+      <w:r>
+        <w:br/>
+        <w:t xml:space="preserve">    //P3</w:t>
+      </w:r>
+      <w:r>
+        <w:br/>
+        <w:t xml:space="preserve">    int </w:t>
+      </w:r>
+      <w:proofErr w:type="spellStart"/>
+      <w:r>
+        <w:t>perfect_bounds</w:t>
+      </w:r>
+      <w:proofErr w:type="spellEnd"/>
+      <w:r>
+        <w:t xml:space="preserve"> = 20000;</w:t>
+      </w:r>
+      <w:r>
+        <w:br/>
+        <w:t xml:space="preserve">    </w:t>
+      </w:r>
+      <w:proofErr w:type="spellStart"/>
+      <w:r>
+        <w:t>printf</w:t>
+      </w:r>
+      <w:proofErr w:type="spellEnd"/>
+      <w:r>
+        <w:t>("\n\</w:t>
+      </w:r>
+      <w:proofErr w:type="spellStart"/>
+      <w:r>
+        <w:t>nFinding</w:t>
+      </w:r>
+      <w:proofErr w:type="spellEnd"/>
+      <w:r>
+        <w:t xml:space="preserve"> all perfect numbers &lt;= %d: ", </w:t>
+      </w:r>
+      <w:proofErr w:type="spellStart"/>
+      <w:r>
+        <w:t>perfect_bounds</w:t>
+      </w:r>
+      <w:proofErr w:type="spellEnd"/>
+      <w:r>
+        <w:t>);</w:t>
+      </w:r>
+      <w:r>
+        <w:br/>
+        <w:t xml:space="preserve">    </w:t>
+      </w:r>
+      <w:proofErr w:type="spellStart"/>
+      <w:r>
+        <w:t>perfect_number</w:t>
+      </w:r>
+      <w:proofErr w:type="spellEnd"/>
+      <w:r>
+        <w:t>(</w:t>
+      </w:r>
+      <w:proofErr w:type="spellStart"/>
+      <w:r>
+        <w:t>perfect_bounds</w:t>
+      </w:r>
+      <w:proofErr w:type="spellEnd"/>
+      <w:r>
+        <w:t>);</w:t>
+      </w:r>
+      <w:r>
+        <w:br/>
+      </w:r>
+      <w:r>
+        <w:br/>
+        <w:t xml:space="preserve">    //P4</w:t>
+      </w:r>
+      <w:r>
+        <w:br/>
+        <w:t xml:space="preserve">    int </w:t>
+      </w:r>
+      <w:proofErr w:type="spellStart"/>
+      <w:r>
+        <w:t>prime_bounds</w:t>
+      </w:r>
+      <w:proofErr w:type="spellEnd"/>
+      <w:r>
+        <w:t xml:space="preserve"> = 25;</w:t>
+      </w:r>
+      <w:r>
+        <w:br/>
+        <w:t xml:space="preserve">    </w:t>
+      </w:r>
+      <w:proofErr w:type="spellStart"/>
+      <w:r>
+        <w:t>printf</w:t>
+      </w:r>
+      <w:proofErr w:type="spellEnd"/>
+      <w:r>
+        <w:t>("\n\</w:t>
+      </w:r>
+      <w:proofErr w:type="spellStart"/>
+      <w:r>
+        <w:t>nFinding</w:t>
+      </w:r>
+      <w:proofErr w:type="spellEnd"/>
+      <w:r>
+        <w:t xml:space="preserve"> all prime numbers &lt;= %d: ", </w:t>
+      </w:r>
+      <w:proofErr w:type="spellStart"/>
+      <w:r>
+        <w:t>prime_bounds</w:t>
+      </w:r>
+      <w:proofErr w:type="spellEnd"/>
+      <w:r>
+        <w:t>);</w:t>
+      </w:r>
+      <w:r>
+        <w:br/>
+        <w:t xml:space="preserve">    </w:t>
+      </w:r>
+      <w:proofErr w:type="spellStart"/>
+      <w:r>
+        <w:t>calc_primes</w:t>
+      </w:r>
+      <w:proofErr w:type="spellEnd"/>
+      <w:r>
+        <w:t>(</w:t>
+      </w:r>
+      <w:proofErr w:type="spellStart"/>
+      <w:r>
+        <w:t>prime_bounds</w:t>
+      </w:r>
+      <w:proofErr w:type="spellEnd"/>
+      <w:r>
+        <w:t>);</w:t>
+      </w:r>
+      <w:r>
+        <w:br/>
+      </w:r>
+      <w:r>
+        <w:br/>
+        <w:t xml:space="preserve">    //P5</w:t>
+      </w:r>
+      <w:r>
+        <w:br/>
+        <w:t xml:space="preserve">    double </w:t>
+      </w:r>
+      <w:proofErr w:type="spellStart"/>
+      <w:r>
+        <w:t>sqrt_double</w:t>
+      </w:r>
+      <w:proofErr w:type="spellEnd"/>
+      <w:r>
+        <w:t xml:space="preserve"> = 5.532;</w:t>
+      </w:r>
+      <w:r>
+        <w:br/>
+        <w:t xml:space="preserve">    </w:t>
+      </w:r>
+      <w:proofErr w:type="spellStart"/>
+      <w:r>
+        <w:t>printf</w:t>
+      </w:r>
+      <w:proofErr w:type="spellEnd"/>
+      <w:r>
+        <w:t>("\n\</w:t>
+      </w:r>
+      <w:proofErr w:type="spellStart"/>
+      <w:r>
+        <w:t>nFinding</w:t>
+      </w:r>
+      <w:proofErr w:type="spellEnd"/>
+      <w:r>
+        <w:t xml:space="preserve"> the sqrt of a double (%</w:t>
       </w:r>
       <w:proofErr w:type="spellStart"/>
       <w:r>
@@ -189,19 +1540,11 @@
       </w:r>
       <w:proofErr w:type="spellEnd"/>
       <w:r>
-        <w:t xml:space="preserve"> is approximately %</w:t>
-      </w:r>
-      <w:proofErr w:type="spellStart"/>
-      <w:r>
-        <w:t>lf</w:t>
-      </w:r>
-      <w:proofErr w:type="spellEnd"/>
-      <w:r>
-        <w:t xml:space="preserve">.", num, </w:t>
-      </w:r>
-      <w:proofErr w:type="spellStart"/>
-      <w:r>
-        <w:t>xn</w:t>
+        <w:t xml:space="preserve">): ", </w:t>
+      </w:r>
+      <w:proofErr w:type="spellStart"/>
+      <w:r>
+        <w:t>sqrt_double</w:t>
       </w:r>
       <w:proofErr w:type="spellEnd"/>
       <w:r>
@@ -209,50 +1552,24 @@
       </w:r>
       <w:r>
         <w:br/>
-        <w:t xml:space="preserve">            return </w:t>
-      </w:r>
-      <w:proofErr w:type="spellStart"/>
-      <w:r>
-        <w:t>xn</w:t>
-      </w:r>
-      <w:proofErr w:type="spellEnd"/>
-      <w:r>
-        <w:t>;</w:t>
-      </w:r>
-      <w:r>
-        <w:br/>
-        <w:t xml:space="preserve">      </w:t>
-      </w:r>
-      <w:proofErr w:type="gramStart"/>
-      <w:r>
-        <w:t xml:space="preserve">  }</w:t>
-      </w:r>
-      <w:proofErr w:type="gramEnd"/>
-      <w:r>
-        <w:br/>
-        <w:t xml:space="preserve">        x0 = </w:t>
-      </w:r>
-      <w:proofErr w:type="spellStart"/>
-      <w:r>
-        <w:t>xn</w:t>
-      </w:r>
-      <w:proofErr w:type="spellEnd"/>
-      <w:r>
-        <w:t>;</w:t>
-      </w:r>
-      <w:r>
-        <w:br/>
-        <w:t xml:space="preserve">        iterations++;</w:t>
-      </w:r>
-      <w:r>
-        <w:br/>
-        <w:t xml:space="preserve">  </w:t>
-      </w:r>
-      <w:proofErr w:type="gramStart"/>
-      <w:r>
-        <w:t xml:space="preserve">  }</w:t>
-      </w:r>
-      <w:proofErr w:type="gramEnd"/>
+        <w:t xml:space="preserve">    </w:t>
+      </w:r>
+      <w:proofErr w:type="spellStart"/>
+      <w:r>
+        <w:t>calc_sqrt</w:t>
+      </w:r>
+      <w:proofErr w:type="spellEnd"/>
+      <w:r>
+        <w:t>(</w:t>
+      </w:r>
+      <w:proofErr w:type="spellStart"/>
+      <w:r>
+        <w:t>sqrt_double</w:t>
+      </w:r>
+      <w:proofErr w:type="spellEnd"/>
+      <w:r>
+        <w:t>, true);</w:t>
+      </w:r>
       <w:r>
         <w:br/>
         <w:t>}</w:t>
@@ -261,1127 +1578,47 @@
     <w:p/>
     <w:p>
       <w:r>
-        <w:br/>
-      </w:r>
-      <w:r>
-        <w:br/>
-        <w:t xml:space="preserve">int </w:t>
-      </w:r>
-      <w:proofErr w:type="spellStart"/>
-      <w:r>
-        <w:t>print_</w:t>
-      </w:r>
-      <w:proofErr w:type="gramStart"/>
-      <w:r>
-        <w:t>fibonacci</w:t>
-      </w:r>
-      <w:proofErr w:type="spellEnd"/>
-      <w:r>
-        <w:t>(</w:t>
-      </w:r>
-      <w:proofErr w:type="gramEnd"/>
-      <w:r>
-        <w:t>int amount) {</w:t>
-      </w:r>
-      <w:r>
-        <w:br/>
-        <w:t xml:space="preserve">    int </w:t>
-      </w:r>
-      <w:proofErr w:type="spellStart"/>
-      <w:r>
-        <w:t>last_int</w:t>
-      </w:r>
-      <w:proofErr w:type="spellEnd"/>
-      <w:r>
-        <w:t xml:space="preserve"> = 0;</w:t>
-      </w:r>
-      <w:r>
-        <w:br/>
-        <w:t xml:space="preserve">    int </w:t>
-      </w:r>
-      <w:proofErr w:type="spellStart"/>
-      <w:r>
-        <w:t>current_int</w:t>
-      </w:r>
-      <w:proofErr w:type="spellEnd"/>
-      <w:r>
-        <w:t xml:space="preserve"> = 1;</w:t>
-      </w:r>
-      <w:r>
-        <w:br/>
-      </w:r>
-      <w:r>
-        <w:br/>
-        <w:t xml:space="preserve">    int temp;</w:t>
-      </w:r>
-      <w:r>
-        <w:br/>
-      </w:r>
-      <w:r>
-        <w:br/>
-        <w:t xml:space="preserve">    </w:t>
-      </w:r>
-      <w:proofErr w:type="spellStart"/>
-      <w:proofErr w:type="gramStart"/>
-      <w:r>
-        <w:t>printf</w:t>
-      </w:r>
-      <w:proofErr w:type="spellEnd"/>
-      <w:r>
-        <w:t>(</w:t>
-      </w:r>
-      <w:proofErr w:type="gramEnd"/>
-      <w:r>
-        <w:t>"- ");</w:t>
-      </w:r>
-      <w:r>
-        <w:br/>
-        <w:t xml:space="preserve">    for (int </w:t>
-      </w:r>
-      <w:proofErr w:type="spellStart"/>
-      <w:r>
-        <w:t>i</w:t>
-      </w:r>
-      <w:proofErr w:type="spellEnd"/>
-      <w:r>
-        <w:t xml:space="preserve"> = 0; </w:t>
-      </w:r>
-      <w:proofErr w:type="spellStart"/>
-      <w:r>
-        <w:t>i</w:t>
-      </w:r>
-      <w:proofErr w:type="spellEnd"/>
-      <w:r>
-        <w:t xml:space="preserve"> &lt; amount; </w:t>
-      </w:r>
-      <w:proofErr w:type="spellStart"/>
-      <w:r>
-        <w:t>i</w:t>
-      </w:r>
-      <w:proofErr w:type="spellEnd"/>
-      <w:r>
-        <w:t>++) {</w:t>
-      </w:r>
-      <w:r>
-        <w:br/>
-        <w:t xml:space="preserve">        </w:t>
-      </w:r>
-      <w:proofErr w:type="spellStart"/>
-      <w:proofErr w:type="gramStart"/>
-      <w:r>
-        <w:t>printf</w:t>
-      </w:r>
-      <w:proofErr w:type="spellEnd"/>
-      <w:r>
-        <w:t>(</w:t>
-      </w:r>
-      <w:proofErr w:type="gramEnd"/>
-      <w:r>
-        <w:t xml:space="preserve">"%d - ", </w:t>
-      </w:r>
-      <w:proofErr w:type="spellStart"/>
-      <w:r>
-        <w:t>current_int</w:t>
-      </w:r>
-      <w:proofErr w:type="spellEnd"/>
-      <w:r>
-        <w:t>);</w:t>
-      </w:r>
-      <w:r>
-        <w:br/>
-        <w:t xml:space="preserve">        temp = </w:t>
-      </w:r>
-      <w:proofErr w:type="spellStart"/>
-      <w:r>
-        <w:t>last_int</w:t>
-      </w:r>
-      <w:proofErr w:type="spellEnd"/>
-      <w:r>
-        <w:t>;</w:t>
-      </w:r>
-      <w:r>
-        <w:br/>
-        <w:t xml:space="preserve">        </w:t>
-      </w:r>
-      <w:proofErr w:type="spellStart"/>
-      <w:r>
-        <w:t>last_int</w:t>
-      </w:r>
-      <w:proofErr w:type="spellEnd"/>
-      <w:r>
-        <w:t xml:space="preserve"> = </w:t>
-      </w:r>
-      <w:proofErr w:type="spellStart"/>
-      <w:r>
-        <w:t>current_int</w:t>
-      </w:r>
-      <w:proofErr w:type="spellEnd"/>
-      <w:r>
-        <w:t>;</w:t>
-      </w:r>
-      <w:r>
-        <w:br/>
-        <w:t xml:space="preserve">        </w:t>
-      </w:r>
-      <w:proofErr w:type="spellStart"/>
-      <w:r>
-        <w:t>current_int</w:t>
-      </w:r>
-      <w:proofErr w:type="spellEnd"/>
-      <w:r>
-        <w:t xml:space="preserve"> += temp;</w:t>
-      </w:r>
-      <w:r>
-        <w:br/>
-        <w:t xml:space="preserve">  </w:t>
-      </w:r>
-      <w:proofErr w:type="gramStart"/>
-      <w:r>
-        <w:t xml:space="preserve">  }</w:t>
-      </w:r>
-      <w:proofErr w:type="gramEnd"/>
-      <w:r>
-        <w:br/>
-      </w:r>
-      <w:r>
-        <w:br/>
-        <w:t xml:space="preserve">    return 1;</w:t>
-      </w:r>
-      <w:r>
-        <w:br/>
-        <w:t>}</w:t>
+        <w:rPr>
+          <w:noProof/>
+        </w:rPr>
+        <w:lastRenderedPageBreak/>
+        <w:drawing>
+          <wp:inline distT="0" distB="0" distL="0" distR="0" wp14:anchorId="77B3F98A" wp14:editId="736E6BF3">
+            <wp:extent cx="9343595" cy="6962775"/>
+            <wp:effectExtent l="0" t="0" r="0" b="0"/>
+            <wp:docPr id="805556768" name="Picture 1"/>
+            <wp:cNvGraphicFramePr>
+              <a:graphicFrameLocks xmlns:a="http://schemas.openxmlformats.org/drawingml/2006/main" noChangeAspect="1"/>
+            </wp:cNvGraphicFramePr>
+            <a:graphic xmlns:a="http://schemas.openxmlformats.org/drawingml/2006/main">
+              <a:graphicData uri="http://schemas.openxmlformats.org/drawingml/2006/picture">
+                <pic:pic xmlns:pic="http://schemas.openxmlformats.org/drawingml/2006/picture">
+                  <pic:nvPicPr>
+                    <pic:cNvPr id="805556768" name=""/>
+                    <pic:cNvPicPr/>
+                  </pic:nvPicPr>
+                  <pic:blipFill>
+                    <a:blip r:embed="rId5"/>
+                    <a:stretch>
+                      <a:fillRect/>
+                    </a:stretch>
+                  </pic:blipFill>
+                  <pic:spPr>
+                    <a:xfrm>
+                      <a:off x="0" y="0"/>
+                      <a:ext cx="9346031" cy="6964590"/>
+                    </a:xfrm>
+                    <a:prstGeom prst="rect">
+                      <a:avLst/>
+                    </a:prstGeom>
+                  </pic:spPr>
+                </pic:pic>
+              </a:graphicData>
+            </a:graphic>
+          </wp:inline>
+        </w:drawing>
       </w:r>
     </w:p>
-    <w:p/>
-    <w:p>
-      <w:r>
-        <w:lastRenderedPageBreak/>
-        <w:br/>
-      </w:r>
-      <w:r>
-        <w:br/>
-        <w:t xml:space="preserve">int </w:t>
-      </w:r>
-      <w:proofErr w:type="spellStart"/>
-      <w:r>
-        <w:t>calc_parts</w:t>
-      </w:r>
-      <w:proofErr w:type="spellEnd"/>
-      <w:r>
-        <w:t>(int num, int* parts) {</w:t>
-      </w:r>
-      <w:r>
-        <w:br/>
-        <w:t xml:space="preserve">    int count = 0;</w:t>
-      </w:r>
-      <w:r>
-        <w:br/>
-      </w:r>
-      <w:r>
-        <w:br/>
-        <w:t xml:space="preserve">    for (int </w:t>
-      </w:r>
-      <w:proofErr w:type="spellStart"/>
-      <w:r>
-        <w:t>i</w:t>
-      </w:r>
-      <w:proofErr w:type="spellEnd"/>
-      <w:r>
-        <w:t xml:space="preserve"> = 1; </w:t>
-      </w:r>
-      <w:proofErr w:type="spellStart"/>
-      <w:r>
-        <w:t>i</w:t>
-      </w:r>
-      <w:proofErr w:type="spellEnd"/>
-      <w:r>
-        <w:t xml:space="preserve"> &lt;= num/2; </w:t>
-      </w:r>
-      <w:proofErr w:type="spellStart"/>
-      <w:r>
-        <w:t>i</w:t>
-      </w:r>
-      <w:proofErr w:type="spellEnd"/>
-      <w:r>
-        <w:t>++) {</w:t>
-      </w:r>
-      <w:r>
-        <w:br/>
-        <w:t xml:space="preserve">        if (num % </w:t>
-      </w:r>
-      <w:proofErr w:type="spellStart"/>
-      <w:r>
-        <w:t>i</w:t>
-      </w:r>
-      <w:proofErr w:type="spellEnd"/>
-      <w:r>
-        <w:t xml:space="preserve"> == 0) {</w:t>
-      </w:r>
-      <w:r>
-        <w:br/>
-        <w:t xml:space="preserve">            parts[count++] = </w:t>
-      </w:r>
-      <w:proofErr w:type="spellStart"/>
-      <w:r>
-        <w:t>i</w:t>
-      </w:r>
-      <w:proofErr w:type="spellEnd"/>
-      <w:r>
-        <w:t>;</w:t>
-      </w:r>
-      <w:r>
-        <w:br/>
-        <w:t xml:space="preserve">        }</w:t>
-      </w:r>
-      <w:r>
-        <w:br/>
-        <w:t xml:space="preserve">    }</w:t>
-      </w:r>
-      <w:r>
-        <w:br/>
-        <w:t xml:space="preserve">    parts[count] = -1;</w:t>
-      </w:r>
-      <w:r>
-        <w:br/>
-      </w:r>
-      <w:r>
-        <w:br/>
-        <w:t xml:space="preserve">    return 1;</w:t>
-      </w:r>
-      <w:r>
-        <w:br/>
-        <w:t>}</w:t>
-      </w:r>
-      <w:r>
-        <w:br/>
-      </w:r>
-      <w:r>
-        <w:br/>
-        <w:t xml:space="preserve">int </w:t>
-      </w:r>
-      <w:proofErr w:type="spellStart"/>
-      <w:r>
-        <w:t>calc_sum</w:t>
-      </w:r>
-      <w:proofErr w:type="spellEnd"/>
-      <w:r>
-        <w:t>(int* parts) {</w:t>
-      </w:r>
-      <w:r>
-        <w:br/>
-        <w:t xml:space="preserve">    int sum = 0;</w:t>
-      </w:r>
-      <w:r>
-        <w:br/>
-        <w:t xml:space="preserve">    int count = 0;</w:t>
-      </w:r>
-      <w:r>
-        <w:br/>
-        <w:t xml:space="preserve">    while (parts[count] != -1) {</w:t>
-      </w:r>
-      <w:r>
-        <w:br/>
-        <w:t xml:space="preserve">        sum += parts[count];</w:t>
-      </w:r>
-      <w:r>
-        <w:br/>
-        <w:t xml:space="preserve">        count++;</w:t>
-      </w:r>
-      <w:r>
-        <w:br/>
-        <w:t xml:space="preserve">    }</w:t>
-      </w:r>
-      <w:r>
-        <w:br/>
-      </w:r>
-      <w:r>
-        <w:br/>
-        <w:t xml:space="preserve">    return sum;</w:t>
-      </w:r>
-      <w:r>
-        <w:br/>
-        <w:t>}</w:t>
-      </w:r>
-      <w:r>
-        <w:br/>
-      </w:r>
-      <w:r>
-        <w:br/>
-        <w:t xml:space="preserve">int </w:t>
-      </w:r>
-      <w:proofErr w:type="spellStart"/>
-      <w:r>
-        <w:t>perfect_number</w:t>
-      </w:r>
-      <w:proofErr w:type="spellEnd"/>
-      <w:r>
-        <w:t>(int bounds) {</w:t>
-      </w:r>
-      <w:r>
-        <w:br/>
-        <w:t xml:space="preserve">    for (int </w:t>
-      </w:r>
-      <w:proofErr w:type="spellStart"/>
-      <w:r>
-        <w:t>i</w:t>
-      </w:r>
-      <w:proofErr w:type="spellEnd"/>
-      <w:r>
-        <w:t xml:space="preserve"> = 2; </w:t>
-      </w:r>
-      <w:proofErr w:type="spellStart"/>
-      <w:r>
-        <w:t>i</w:t>
-      </w:r>
-      <w:proofErr w:type="spellEnd"/>
-      <w:r>
-        <w:t xml:space="preserve"> &lt;= bounds; </w:t>
-      </w:r>
-      <w:proofErr w:type="spellStart"/>
-      <w:r>
-        <w:t>i</w:t>
-      </w:r>
-      <w:proofErr w:type="spellEnd"/>
-      <w:r>
-        <w:t>++) {</w:t>
-      </w:r>
-      <w:r>
-        <w:br/>
-        <w:t xml:space="preserve">        int parts[99] = {0};</w:t>
-      </w:r>
-      <w:r>
-        <w:br/>
-        <w:t xml:space="preserve">        </w:t>
-      </w:r>
-      <w:proofErr w:type="spellStart"/>
-      <w:r>
-        <w:t>calc_parts</w:t>
-      </w:r>
-      <w:proofErr w:type="spellEnd"/>
-      <w:r>
-        <w:t>(</w:t>
-      </w:r>
-      <w:proofErr w:type="spellStart"/>
-      <w:r>
-        <w:t>i</w:t>
-      </w:r>
-      <w:proofErr w:type="spellEnd"/>
-      <w:r>
-        <w:t>, parts);</w:t>
-      </w:r>
-      <w:r>
-        <w:br/>
-        <w:t xml:space="preserve">        int sum = </w:t>
-      </w:r>
-      <w:proofErr w:type="spellStart"/>
-      <w:r>
-        <w:t>calc_sum</w:t>
-      </w:r>
-      <w:proofErr w:type="spellEnd"/>
-      <w:r>
-        <w:t>(parts);</w:t>
-      </w:r>
-      <w:r>
-        <w:br/>
-      </w:r>
-      <w:r>
-        <w:br/>
-        <w:t xml:space="preserve">        if (sum == </w:t>
-      </w:r>
-      <w:proofErr w:type="spellStart"/>
-      <w:r>
-        <w:t>i</w:t>
-      </w:r>
-      <w:proofErr w:type="spellEnd"/>
-      <w:r>
-        <w:t xml:space="preserve">) </w:t>
-      </w:r>
-      <w:proofErr w:type="spellStart"/>
-      <w:r>
-        <w:t>printf</w:t>
-      </w:r>
-      <w:proofErr w:type="spellEnd"/>
-      <w:r>
-        <w:t>("\</w:t>
-      </w:r>
-      <w:proofErr w:type="spellStart"/>
-      <w:r>
-        <w:t>n%d</w:t>
-      </w:r>
-      <w:proofErr w:type="spellEnd"/>
-      <w:r>
-        <w:t xml:space="preserve"> is a perfect number!", </w:t>
-      </w:r>
-      <w:proofErr w:type="spellStart"/>
-      <w:r>
-        <w:t>i</w:t>
-      </w:r>
-      <w:proofErr w:type="spellEnd"/>
-      <w:r>
-        <w:t>);</w:t>
-      </w:r>
-      <w:r>
-        <w:br/>
-        <w:t xml:space="preserve">    }</w:t>
-      </w:r>
-      <w:r>
-        <w:br/>
-      </w:r>
-      <w:r>
-        <w:br/>
-        <w:t xml:space="preserve">    return 1;</w:t>
-      </w:r>
-      <w:r>
-        <w:br/>
-        <w:t>}</w:t>
-      </w:r>
-    </w:p>
-    <w:p/>
-    <w:p>
-      <w:r>
-        <w:br/>
-      </w:r>
-      <w:r>
-        <w:br/>
-        <w:t xml:space="preserve">int </w:t>
-      </w:r>
-      <w:proofErr w:type="spellStart"/>
-      <w:r>
-        <w:t>max_</w:t>
-      </w:r>
-      <w:proofErr w:type="gramStart"/>
-      <w:r>
-        <w:t>min</w:t>
-      </w:r>
-      <w:proofErr w:type="spellEnd"/>
-      <w:r>
-        <w:t>(</w:t>
-      </w:r>
-      <w:proofErr w:type="gramEnd"/>
-      <w:r>
-        <w:t xml:space="preserve">int </w:t>
-      </w:r>
-      <w:proofErr w:type="spellStart"/>
-      <w:r>
-        <w:t>num_amount</w:t>
-      </w:r>
-      <w:proofErr w:type="spellEnd"/>
-      <w:r>
-        <w:t>) {</w:t>
-      </w:r>
-      <w:r>
-        <w:br/>
-        <w:t xml:space="preserve">    int min = INT_MAX;</w:t>
-      </w:r>
-      <w:r>
-        <w:br/>
-        <w:t xml:space="preserve">    int max = INT_MIN;</w:t>
-      </w:r>
-      <w:r>
-        <w:br/>
-      </w:r>
-      <w:r>
-        <w:lastRenderedPageBreak/>
-        <w:t xml:space="preserve">    int temp;</w:t>
-      </w:r>
-      <w:r>
-        <w:br/>
-      </w:r>
-      <w:r>
-        <w:br/>
-        <w:t xml:space="preserve">    for (int </w:t>
-      </w:r>
-      <w:proofErr w:type="spellStart"/>
-      <w:r>
-        <w:t>i</w:t>
-      </w:r>
-      <w:proofErr w:type="spellEnd"/>
-      <w:r>
-        <w:t xml:space="preserve"> = 0; </w:t>
-      </w:r>
-      <w:proofErr w:type="spellStart"/>
-      <w:r>
-        <w:t>i</w:t>
-      </w:r>
-      <w:proofErr w:type="spellEnd"/>
-      <w:r>
-        <w:t xml:space="preserve"> &lt; </w:t>
-      </w:r>
-      <w:proofErr w:type="spellStart"/>
-      <w:r>
-        <w:t>num_amount</w:t>
-      </w:r>
-      <w:proofErr w:type="spellEnd"/>
-      <w:r>
-        <w:t xml:space="preserve">; </w:t>
-      </w:r>
-      <w:proofErr w:type="spellStart"/>
-      <w:r>
-        <w:t>i</w:t>
-      </w:r>
-      <w:proofErr w:type="spellEnd"/>
-      <w:r>
-        <w:t>++) {</w:t>
-      </w:r>
-      <w:r>
-        <w:br/>
-        <w:t xml:space="preserve">        </w:t>
-      </w:r>
-      <w:proofErr w:type="spellStart"/>
-      <w:proofErr w:type="gramStart"/>
-      <w:r>
-        <w:t>printf</w:t>
-      </w:r>
-      <w:proofErr w:type="spellEnd"/>
-      <w:r>
-        <w:t>(</w:t>
-      </w:r>
-      <w:proofErr w:type="gramEnd"/>
-      <w:r>
-        <w:t>"\</w:t>
-      </w:r>
-      <w:proofErr w:type="spellStart"/>
-      <w:r>
-        <w:t>nEnter</w:t>
-      </w:r>
-      <w:proofErr w:type="spellEnd"/>
-      <w:r>
-        <w:t xml:space="preserve"> number %d: ", </w:t>
-      </w:r>
-      <w:proofErr w:type="spellStart"/>
-      <w:r>
-        <w:t>i</w:t>
-      </w:r>
-      <w:proofErr w:type="spellEnd"/>
-      <w:r>
-        <w:t xml:space="preserve"> + 1);</w:t>
-      </w:r>
-      <w:r>
-        <w:br/>
-      </w:r>
-      <w:r>
-        <w:br/>
-        <w:t xml:space="preserve">        </w:t>
-      </w:r>
-      <w:proofErr w:type="spellStart"/>
-      <w:proofErr w:type="gramStart"/>
-      <w:r>
-        <w:t>scanf</w:t>
-      </w:r>
-      <w:proofErr w:type="spellEnd"/>
-      <w:r>
-        <w:t>(</w:t>
-      </w:r>
-      <w:proofErr w:type="gramEnd"/>
-      <w:r>
-        <w:t>"%d", &amp;temp);</w:t>
-      </w:r>
-      <w:r>
-        <w:br/>
-      </w:r>
-      <w:r>
-        <w:br/>
-        <w:t xml:space="preserve">        if (temp &lt; min) min = temp;</w:t>
-      </w:r>
-      <w:r>
-        <w:br/>
-        <w:t xml:space="preserve">        if (temp &gt; max) max = temp;</w:t>
-      </w:r>
-      <w:r>
-        <w:br/>
-        <w:t xml:space="preserve">  </w:t>
-      </w:r>
-      <w:proofErr w:type="gramStart"/>
-      <w:r>
-        <w:t xml:space="preserve">  }</w:t>
-      </w:r>
-      <w:proofErr w:type="gramEnd"/>
-      <w:r>
-        <w:br/>
-      </w:r>
-      <w:r>
-        <w:br/>
-        <w:t xml:space="preserve">    </w:t>
-      </w:r>
-      <w:proofErr w:type="spellStart"/>
-      <w:proofErr w:type="gramStart"/>
-      <w:r>
-        <w:t>printf</w:t>
-      </w:r>
-      <w:proofErr w:type="spellEnd"/>
-      <w:r>
-        <w:t>(</w:t>
-      </w:r>
-      <w:proofErr w:type="gramEnd"/>
-      <w:r>
-        <w:t>"\</w:t>
-      </w:r>
-      <w:proofErr w:type="spellStart"/>
-      <w:r>
-        <w:t>nMin</w:t>
-      </w:r>
-      <w:proofErr w:type="spellEnd"/>
-      <w:r>
-        <w:t>: %d, Max: %d", min, max);</w:t>
-      </w:r>
-      <w:r>
-        <w:br/>
-        <w:t xml:space="preserve">    return 1;</w:t>
-      </w:r>
-      <w:r>
-        <w:br/>
-        <w:t>}</w:t>
-      </w:r>
-      <w:r>
-        <w:br/>
-      </w:r>
-    </w:p>
-    <w:p/>
-    <w:p>
-      <w:r>
-        <w:br/>
-        <w:t xml:space="preserve">int </w:t>
-      </w:r>
-      <w:proofErr w:type="spellStart"/>
-      <w:r>
-        <w:t>calc_primes</w:t>
-      </w:r>
-      <w:proofErr w:type="spellEnd"/>
-      <w:r>
-        <w:t>(int bounds) {</w:t>
-      </w:r>
-      <w:r>
-        <w:br/>
-      </w:r>
-      <w:r>
-        <w:br/>
-        <w:t xml:space="preserve">    int primes[99] = {INT_MAX};</w:t>
-      </w:r>
-      <w:r>
-        <w:br/>
-        <w:t xml:space="preserve">    int </w:t>
-      </w:r>
-      <w:proofErr w:type="spellStart"/>
-      <w:r>
-        <w:t>prime_count</w:t>
-      </w:r>
-      <w:proofErr w:type="spellEnd"/>
-      <w:r>
-        <w:t xml:space="preserve"> = 0;</w:t>
-      </w:r>
-      <w:r>
-        <w:br/>
-        <w:t xml:space="preserve">    primes[</w:t>
-      </w:r>
-      <w:proofErr w:type="spellStart"/>
-      <w:r>
-        <w:t>prime_count</w:t>
-      </w:r>
-      <w:proofErr w:type="spellEnd"/>
-      <w:r>
-        <w:t>++] = 2;</w:t>
-      </w:r>
-      <w:r>
-        <w:br/>
-      </w:r>
-      <w:r>
-        <w:br/>
-        <w:t xml:space="preserve">    for (int </w:t>
-      </w:r>
-      <w:proofErr w:type="spellStart"/>
-      <w:r>
-        <w:t>i</w:t>
-      </w:r>
-      <w:proofErr w:type="spellEnd"/>
-      <w:r>
-        <w:t xml:space="preserve"> = 3; </w:t>
-      </w:r>
-      <w:proofErr w:type="spellStart"/>
-      <w:r>
-        <w:t>i</w:t>
-      </w:r>
-      <w:proofErr w:type="spellEnd"/>
-      <w:r>
-        <w:t xml:space="preserve"> &lt;= bounds; </w:t>
-      </w:r>
-      <w:proofErr w:type="spellStart"/>
-      <w:r>
-        <w:t>i</w:t>
-      </w:r>
-      <w:proofErr w:type="spellEnd"/>
-      <w:r>
-        <w:t>++) {</w:t>
-      </w:r>
-      <w:r>
-        <w:br/>
-        <w:t xml:space="preserve">        int count = 0;</w:t>
-      </w:r>
-      <w:r>
-        <w:br/>
-      </w:r>
-      <w:r>
-        <w:br/>
-        <w:t xml:space="preserve">        bool </w:t>
-      </w:r>
-      <w:proofErr w:type="spellStart"/>
-      <w:r>
-        <w:t>is_prime</w:t>
-      </w:r>
-      <w:proofErr w:type="spellEnd"/>
-      <w:r>
-        <w:t xml:space="preserve"> = true;</w:t>
-      </w:r>
-      <w:r>
-        <w:br/>
-        <w:t xml:space="preserve">        while (</w:t>
-      </w:r>
-      <w:proofErr w:type="spellStart"/>
-      <w:r>
-        <w:t>is_prime</w:t>
-      </w:r>
-      <w:proofErr w:type="spellEnd"/>
-      <w:r>
-        <w:t xml:space="preserve"> &amp;&amp; primes[count] &lt;= </w:t>
-      </w:r>
-      <w:proofErr w:type="spellStart"/>
-      <w:r>
-        <w:t>calc_sqrt</w:t>
-      </w:r>
-      <w:proofErr w:type="spellEnd"/>
-      <w:r>
-        <w:t>(</w:t>
-      </w:r>
-      <w:proofErr w:type="spellStart"/>
-      <w:r>
-        <w:t>i</w:t>
-      </w:r>
-      <w:proofErr w:type="spellEnd"/>
-      <w:r>
-        <w:t>, false) &amp;&amp; primes[count] != 0) {</w:t>
-      </w:r>
-      <w:r>
-        <w:br/>
-        <w:t xml:space="preserve">            if (</w:t>
-      </w:r>
-      <w:proofErr w:type="spellStart"/>
-      <w:r>
-        <w:t>i</w:t>
-      </w:r>
-      <w:proofErr w:type="spellEnd"/>
-      <w:r>
-        <w:t xml:space="preserve"> % primes[count] == 0) </w:t>
-      </w:r>
-      <w:proofErr w:type="spellStart"/>
-      <w:r>
-        <w:t>is_prime</w:t>
-      </w:r>
-      <w:proofErr w:type="spellEnd"/>
-      <w:r>
-        <w:t xml:space="preserve"> = false;</w:t>
-      </w:r>
-      <w:r>
-        <w:br/>
-        <w:t xml:space="preserve">            count++;</w:t>
-      </w:r>
-      <w:r>
-        <w:br/>
-        <w:t xml:space="preserve">        }</w:t>
-      </w:r>
-      <w:r>
-        <w:br/>
-      </w:r>
-      <w:r>
-        <w:br/>
-        <w:t xml:space="preserve">        if (!</w:t>
-      </w:r>
-      <w:proofErr w:type="spellStart"/>
-      <w:r>
-        <w:t>is_prime</w:t>
-      </w:r>
-      <w:proofErr w:type="spellEnd"/>
-      <w:r>
-        <w:t>) continue;</w:t>
-      </w:r>
-      <w:r>
-        <w:br/>
-      </w:r>
-      <w:r>
-        <w:br/>
-        <w:t xml:space="preserve">        primes[</w:t>
-      </w:r>
-      <w:proofErr w:type="spellStart"/>
-      <w:r>
-        <w:t>prime_count</w:t>
-      </w:r>
-      <w:proofErr w:type="spellEnd"/>
-      <w:r>
-        <w:t xml:space="preserve">++] = </w:t>
-      </w:r>
-      <w:proofErr w:type="spellStart"/>
-      <w:r>
-        <w:t>i</w:t>
-      </w:r>
-      <w:proofErr w:type="spellEnd"/>
-      <w:r>
-        <w:t>;</w:t>
-      </w:r>
-      <w:r>
-        <w:br/>
-        <w:t xml:space="preserve">    }</w:t>
-      </w:r>
-      <w:r>
-        <w:br/>
-      </w:r>
-      <w:r>
-        <w:br/>
-        <w:t xml:space="preserve">    for (int </w:t>
-      </w:r>
-      <w:proofErr w:type="spellStart"/>
-      <w:r>
-        <w:t>i</w:t>
-      </w:r>
-      <w:proofErr w:type="spellEnd"/>
-      <w:r>
-        <w:t xml:space="preserve"> = 0; </w:t>
-      </w:r>
-      <w:proofErr w:type="spellStart"/>
-      <w:r>
-        <w:t>i</w:t>
-      </w:r>
-      <w:proofErr w:type="spellEnd"/>
-      <w:r>
-        <w:t xml:space="preserve"> &lt; </w:t>
-      </w:r>
-      <w:proofErr w:type="spellStart"/>
-      <w:r>
-        <w:t>prime_count</w:t>
-      </w:r>
-      <w:proofErr w:type="spellEnd"/>
-      <w:r>
-        <w:t xml:space="preserve">; </w:t>
-      </w:r>
-      <w:proofErr w:type="spellStart"/>
-      <w:r>
-        <w:t>i</w:t>
-      </w:r>
-      <w:proofErr w:type="spellEnd"/>
-      <w:r>
-        <w:t>++) {</w:t>
-      </w:r>
-      <w:r>
-        <w:br/>
-        <w:t xml:space="preserve">        </w:t>
-      </w:r>
-      <w:proofErr w:type="spellStart"/>
-      <w:r>
-        <w:t>printf</w:t>
-      </w:r>
-      <w:proofErr w:type="spellEnd"/>
-      <w:r>
-        <w:t>("\</w:t>
-      </w:r>
-      <w:proofErr w:type="spellStart"/>
-      <w:r>
-        <w:t>n%d</w:t>
-      </w:r>
-      <w:proofErr w:type="spellEnd"/>
-      <w:r>
-        <w:t xml:space="preserve"> is a prime number!", primes[</w:t>
-      </w:r>
-      <w:proofErr w:type="spellStart"/>
-      <w:r>
-        <w:t>i</w:t>
-      </w:r>
-      <w:proofErr w:type="spellEnd"/>
-      <w:r>
-        <w:t>]);</w:t>
-      </w:r>
-      <w:r>
-        <w:br/>
-        <w:t xml:space="preserve">    }</w:t>
-      </w:r>
-      <w:r>
-        <w:br/>
-      </w:r>
-      <w:r>
-        <w:br/>
-        <w:t xml:space="preserve">    return 1;</w:t>
-      </w:r>
-      <w:r>
-        <w:br/>
-      </w:r>
-      <w:r>
-        <w:lastRenderedPageBreak/>
-        <w:t>}</w:t>
-      </w:r>
-      <w:r>
-        <w:br/>
-      </w:r>
-    </w:p>
-    <w:p/>
-    <w:p>
-      <w:r>
-        <w:br/>
-        <w:t xml:space="preserve">int </w:t>
-      </w:r>
-      <w:proofErr w:type="gramStart"/>
-      <w:r>
-        <w:t>main(</w:t>
-      </w:r>
-      <w:proofErr w:type="gramEnd"/>
-      <w:r>
-        <w:t>) {</w:t>
-      </w:r>
-      <w:r>
-        <w:br/>
-        <w:t xml:space="preserve">    //P1</w:t>
-      </w:r>
-      <w:r>
-        <w:br/>
-        <w:t xml:space="preserve">    </w:t>
-      </w:r>
-      <w:proofErr w:type="spellStart"/>
-      <w:r>
-        <w:t>print_</w:t>
-      </w:r>
-      <w:proofErr w:type="gramStart"/>
-      <w:r>
-        <w:t>fibonacci</w:t>
-      </w:r>
-      <w:proofErr w:type="spellEnd"/>
-      <w:r>
-        <w:t>(</w:t>
-      </w:r>
-      <w:proofErr w:type="gramEnd"/>
-      <w:r>
-        <w:t>16);</w:t>
-      </w:r>
-      <w:r>
-        <w:br/>
-        <w:t xml:space="preserve">    </w:t>
-      </w:r>
-      <w:proofErr w:type="spellStart"/>
-      <w:r>
-        <w:t>printf</w:t>
-      </w:r>
-      <w:proofErr w:type="spellEnd"/>
-      <w:r>
-        <w:t>("\n");</w:t>
-      </w:r>
-      <w:r>
-        <w:br/>
-      </w:r>
-      <w:r>
-        <w:br/>
-        <w:t xml:space="preserve">    //P2</w:t>
-      </w:r>
-      <w:r>
-        <w:br/>
-        <w:t xml:space="preserve">    </w:t>
-      </w:r>
-      <w:proofErr w:type="spellStart"/>
-      <w:r>
-        <w:t>max_</w:t>
-      </w:r>
-      <w:proofErr w:type="gramStart"/>
-      <w:r>
-        <w:t>min</w:t>
-      </w:r>
-      <w:proofErr w:type="spellEnd"/>
-      <w:r>
-        <w:t>(</w:t>
-      </w:r>
-      <w:proofErr w:type="gramEnd"/>
-      <w:r>
-        <w:t>4);</w:t>
-      </w:r>
-      <w:r>
-        <w:br/>
-      </w:r>
-      <w:r>
-        <w:br/>
-        <w:t xml:space="preserve">    //P3</w:t>
-      </w:r>
-      <w:r>
-        <w:br/>
-        <w:t xml:space="preserve">    </w:t>
-      </w:r>
-      <w:proofErr w:type="spellStart"/>
-      <w:r>
-        <w:t>perfect_</w:t>
-      </w:r>
-      <w:proofErr w:type="gramStart"/>
-      <w:r>
-        <w:t>number</w:t>
-      </w:r>
-      <w:proofErr w:type="spellEnd"/>
-      <w:r>
-        <w:t>(</w:t>
-      </w:r>
-      <w:proofErr w:type="gramEnd"/>
-      <w:r>
-        <w:t>8128);</w:t>
-      </w:r>
-      <w:r>
-        <w:br/>
-      </w:r>
-      <w:r>
-        <w:br/>
-        <w:t xml:space="preserve">    //P4</w:t>
-      </w:r>
-      <w:r>
-        <w:br/>
-        <w:t xml:space="preserve">    </w:t>
-      </w:r>
-      <w:proofErr w:type="spellStart"/>
-      <w:r>
-        <w:t>calc_</w:t>
-      </w:r>
-      <w:proofErr w:type="gramStart"/>
-      <w:r>
-        <w:t>primes</w:t>
-      </w:r>
-      <w:proofErr w:type="spellEnd"/>
-      <w:r>
-        <w:t>(</w:t>
-      </w:r>
-      <w:proofErr w:type="gramEnd"/>
-      <w:r>
-        <w:t>19);</w:t>
-      </w:r>
-      <w:r>
-        <w:br/>
-      </w:r>
-      <w:r>
-        <w:br/>
-        <w:t xml:space="preserve">    //P5</w:t>
-      </w:r>
-      <w:r>
-        <w:br/>
-        <w:t xml:space="preserve">    </w:t>
-      </w:r>
-      <w:proofErr w:type="spellStart"/>
-      <w:r>
-        <w:t>calc_</w:t>
-      </w:r>
-      <w:proofErr w:type="gramStart"/>
-      <w:r>
-        <w:t>sqrt</w:t>
-      </w:r>
-      <w:proofErr w:type="spellEnd"/>
-      <w:r>
-        <w:t>(</w:t>
-      </w:r>
-      <w:proofErr w:type="gramEnd"/>
-      <w:r>
-        <w:t>5.000, true);</w:t>
-      </w:r>
-      <w:r>
-        <w:br/>
-        <w:t>}</w:t>
-      </w:r>
-    </w:p>
-    <w:p/>
     <w:sectPr>
       <w:pgSz w:w="12240" w:h="15840"/>
       <w:pgMar w:top="1440" w:right="1440" w:bottom="1440" w:left="1440" w:header="720" w:footer="720" w:gutter="0"/>
